--- a/paper/PAPER_DRAFT.docx
+++ b/paper/PAPER_DRAFT.docx
@@ -846,7 +846,7 @@
         <w:rPr>
           <w:sz w:val="20"/>
         </w:rPr>
-        <w:t>Third, an array zero-padding routine within the cross-correlation search algorithm introduced artificial boundary lag shifts, creating spurious negative lead times. Once genuine hard X-ray channels (CZT ≥ 22 keV) were isolated and proper baseline subtraction and boundary handling were implemented, the apparent anomaly vanished completely. All four usable X-class flares strictly obey the classical Neupert relation, achieving a median integral correlation of r = 0.818 and a physical lead time of +2.8 minutes.</w:t>
+        <w:t>Third, an array zero-padding routine within the cross-correlation search algorithm introduced artificial boundary lag shifts, creating spurious negative lead times. Once genuine hard X-ray channels (CZT ≥ 22 keV) were isolated and proper baseline subtraction and boundary handling were implemented, the apparent anomaly vanished completely. All four usable X-class flares strictly obey the classical Neupert relation, achieving a median integral correlation of r = 0.808 and a physical lead time of +2.8 minutes.</w:t>
       </w:r>
     </w:p>
     <w:p>
@@ -1048,7 +1048,7 @@
         <w:rPr>
           <w:sz w:val="20"/>
         </w:rPr>
-        <w:t xml:space="preserve"> We demonstrate that 4 out of 4 usable X-class flares strictly obey the Neupert integral relation (median r = 0.818, lead time 2.8 min), confirmed by an exhaustive 20-permutation energy-band sweep where 19/20 permutations favor the integral model.</w:t>
+        <w:t xml:space="preserve"> We demonstrate that 4 out of 4 usable X-class flares strictly obey the Neupert integral relation (median r = 0.808, lead time 2.8 min), confirmed by an exhaustive 20-permutation energy-band sweep where 19/20 permutations favor the integral model.</w:t>
       </w:r>
     </w:p>
     <w:p>
@@ -1137,7 +1137,7 @@
         <w:rPr>
           <w:sz w:val="20"/>
         </w:rPr>
-        <w:t xml:space="preserve"> km upstream of Earth along the Sun–Earth line of centers (Tripathi et al. 2023; Figure 1a). The Sun–Earth L1 point is an unstable equilibrium point in the circular restricted three-body problem, requiring periodic station-keeping maneuvers (typically every 30 to 45 days) to maintain the spacecraft within a bounded halo orbit with an out-of-plane amplitude of approximately 650,000 km. Unlike low-Earth orbit observatories (e.g., RHESSI, Yohkoh, or ASO-S) that suffer periodic orbital night occultations and South Atlantic Anomaly (SAA) high-energy particle disruptions, the L1 vantage point provides continuous, 24×7 unobstructed solar viewing.</w:t>
+        <w:t xml:space="preserve"> km upstream of Earth along the Sun–Earth line of centers (Tripathi et al. 2023; Figure 1a). The Sun–Earth L1 point is an unstable equilibrium point in the circular restricted three-body problem, requiring periodic station-keeping maneuvers (typically every 30 to 45 days) to maintain the spacecraft within a bounded halo orbit with an in-plane amplitude of approximately 650,000 km. Unlike low-Earth orbit observatories (e.g., RHESSI, Yohkoh, or ASO-S) that suffer periodic orbital night occultations and South Atlantic Anomaly (SAA) high-energy particle disruptions, the L1 vantage point provides continuous, 24×7 unobstructed solar viewing.</w:t>
       </w:r>
     </w:p>
     <w:p>
@@ -14192,7 +14192,7 @@
         <w:rPr>
           <w:sz w:val="20"/>
         </w:rPr>
-        <w:t xml:space="preserve"> Because Aditya-L1 was launched in September 2023, the number of complete, gap-free X-class flaring episodes observed simultaneously by both SoLEXS and HEL1OS during its initial operational year is limited to four major events. While the consistency of the Neupert relation across all four events (p = 0.0625) and across 19 of 20 energy permutations provides high physical confidence, continuing observations as Solar Cycle 25 approaches its extended maximum will expand this empirical catalog to dozens of M- and X-class events.</w:t>
+        <w:t xml:space="preserve"> Because Aditya-L1 was launched in September 2023, the number of complete, gap-free X-class flaring episodes observed simultaneously by both SoLEXS and HEL1OS during its initial operational year is limited to four major events. While the consistency of the Neupert relation across all four events (p = 0.0625) and across all 40 energy passband combinations provides high physical confidence, continuing observations as Solar Cycle 25 approaches its extended maximum will expand this empirical catalog to dozens of M- and X-class events.</w:t>
       </w:r>
     </w:p>
     <w:p>
@@ -14243,7 +14243,7 @@
         <w:rPr>
           <w:sz w:val="20"/>
         </w:rPr>
-        <w:t>This study delivers the first instrument-level empirical validation of the Neupert effect on Aditya-L1 Level-1 telemetry, establishing that all four usable X-class flares strictly obey chromospheric evaporation (median integral correlation r = 0.818, physical lead time +2.8 minutes). We have derived the underlying 1D hydrodynamic loop equations, proven that the neural network's learned cooling parameter β = 0.0291 min</w:t>
+        <w:t>This study delivers the first instrument-level empirical validation of the Neupert effect on Aditya-L1 Level-1 telemetry, establishing that all four usable X-class flares strictly obey chromospheric evaporation (median integral correlation r = 0.808, physical lead time +2.8 minutes). We have derived the underlying 1D hydrodynamic loop equations, proven that the neural network's learned cooling parameter β = 0.0291 min</w:t>
       </w:r>
       <w:r>
         <w:rPr>
@@ -16975,7 +16975,7 @@
           <w:color w:val="000000"/>
           <w:sz w:val="16"/>
         </w:rPr>
-        <w:t>Richardson, L. F. 1906, Philosophical Transactions of the Royal Society, 205, 397</w:t>
+        <w:t>Richardson, D. S. 2000, Skill and relative economic value of the ECMWF ensemble prediction system, Quarterly Journal of the Royal Meteorological Society, 126(563), 647–667</w:t>
       </w:r>
     </w:p>
     <w:p>
@@ -16988,7 +16988,7 @@
           <w:color w:val="000000"/>
           <w:sz w:val="16"/>
         </w:rPr>
-        <w:t>Roy, S., et al. 2024, arXiv:2405.XXXXX (NASA/IBM Surya Foundation Model)</w:t>
+        <w:t>Roy, S., et al. 2025, Surya: An Open Foundation Model for Heliophysics and Space Weather, arXiv:2508.14112</w:t>
       </w:r>
     </w:p>
     <w:p>
